--- a/Modelos/AP/FATEC/Declaração_ausencia_conflito_interesses_FATEC.docx
+++ b/Modelos/AP/FATEC/Declaração_ausencia_conflito_interesses_FATEC.docx
@@ -91,16 +91,29 @@
         <w:t xml:space="preserve">Declaro não estar submetido(a) a qualquer tipo de situação que venha a gerar conflito entre interesses públicos e interesses privados e de não ter conhecimento de informação privilegiada, nos termos definidos pela Lei nº 12.813, de 16 de maio de 2013, que possam comprometer a integridade do </w:t>
       </w:r>
       <w:r>
-        <w:rPr>
-          <w:b/>
-        </w:rPr>
-        <w:t>Acordo de parceria</w:t>
+        <w:t xml:space="preserve">{{ </w:t>
+      </w:r>
+      <w:proofErr w:type="spellStart"/>
+      <w:r>
+        <w:t>instrumento_completo</w:t>
+      </w:r>
+      <w:proofErr w:type="spellEnd"/>
+      <w:r>
+        <w:t xml:space="preserve"> }}</w:t>
       </w:r>
       <w:r>
         <w:t xml:space="preserve"> a ser celebrado entre a Universidade Federal de Santa Maria e a(o) </w:t>
       </w:r>
       <w:r>
-        <w:t>{{ empresa }}</w:t>
+        <w:t xml:space="preserve">{{ </w:t>
+      </w:r>
+      <w:proofErr w:type="spellStart"/>
+      <w:r>
+        <w:t>texto_empresas</w:t>
+      </w:r>
+      <w:proofErr w:type="spellEnd"/>
+      <w:r>
+        <w:t xml:space="preserve"> }}</w:t>
       </w:r>
       <w:r>
         <w:t xml:space="preserve">, ou que me impeça de participar do desenvolvimento e da execução do projeto de pesquisa intitulado </w:t>
@@ -110,23 +123,25 @@
       </w:r>
       <w:proofErr w:type="spellStart"/>
       <w:r>
-        <w:t>nome_projeto</w:t>
+        <w:t>titulo_projeto</w:t>
       </w:r>
       <w:proofErr w:type="spellEnd"/>
       <w:r>
         <w:t xml:space="preserve"> }}</w:t>
       </w:r>
       <w:r>
-        <w:t>, objeto do</w:t>
-      </w:r>
-      <w:r>
-        <w:t xml:space="preserve"> </w:t>
-      </w:r>
-      <w:r>
-        <w:rPr>
-          <w:b/>
-        </w:rPr>
-        <w:t>Acordo de parceria</w:t>
+        <w:t xml:space="preserve">, objeto do </w:t>
+      </w:r>
+      <w:r>
+        <w:t xml:space="preserve">{{ </w:t>
+      </w:r>
+      <w:proofErr w:type="spellStart"/>
+      <w:r>
+        <w:t>instrumento_completo</w:t>
+      </w:r>
+      <w:proofErr w:type="spellEnd"/>
+      <w:r>
+        <w:t xml:space="preserve"> }}</w:t>
       </w:r>
       <w:r>
         <w:t>.</w:t>
@@ -145,12 +160,17 @@
       <w:r>
         <w:t xml:space="preserve">Santa Maria, </w:t>
       </w:r>
+      <w:proofErr w:type="gramStart"/>
       <w:r>
         <w:t xml:space="preserve">{{ </w:t>
       </w:r>
       <w:proofErr w:type="spellStart"/>
       <w:r>
-        <w:t>data_atual</w:t>
+        <w:t>data</w:t>
+      </w:r>
+      <w:proofErr w:type="gramEnd"/>
+      <w:r>
+        <w:t>_atual</w:t>
       </w:r>
       <w:proofErr w:type="spellEnd"/>
       <w:r>
@@ -182,13 +202,22 @@
       </w:pPr>
       <w:bookmarkStart w:id="0" w:name="_heading=h.gjdgxs"/>
       <w:bookmarkEnd w:id="0"/>
+      <w:r>
+        <w:t>Coordenador(a)/Pesquisador(a)/servidor(a)</w:t>
+      </w:r>
+      <w:r>
+        <w:t xml:space="preserve">: </w:t>
+      </w:r>
+      <w:r>
+        <w:br/>
+      </w:r>
       <w:proofErr w:type="gramStart"/>
       <w:r>
-        <w:t>{{ cargo</w:t>
+        <w:t>{{ participante</w:t>
       </w:r>
       <w:proofErr w:type="gramEnd"/>
       <w:r>
-        <w:t xml:space="preserve"> }}</w:t>
+        <w:t xml:space="preserve"> }} </w:t>
       </w:r>
     </w:p>
     <w:p>
@@ -196,12 +225,6 @@
         <w:ind w:left="426"/>
         <w:jc w:val="center"/>
       </w:pPr>
-      <w:r>
-        <w:t>Nome: {{ participante }}</w:t>
-      </w:r>
-      <w:r>
-        <w:br/>
-      </w:r>
       <w:proofErr w:type="spellStart"/>
       <w:r>
         <w:t>Siape</w:t>
@@ -211,15 +234,7 @@
         <w:t xml:space="preserve">: </w:t>
       </w:r>
       <w:r>
-        <w:t xml:space="preserve">{{ </w:t>
-      </w:r>
-      <w:proofErr w:type="spellStart"/>
-      <w:r>
-        <w:t>siape</w:t>
-      </w:r>
-      <w:proofErr w:type="spellEnd"/>
-      <w:r>
-        <w:t xml:space="preserve"> }}</w:t>
+        <w:t xml:space="preserve">{{ participante }} </w:t>
       </w:r>
       <w:bookmarkStart w:id="1" w:name="_GoBack"/>
       <w:bookmarkEnd w:id="1"/>
